--- a/docs/就職活動メモシステム.要件定義書.docx
+++ b/docs/就職活動メモシステム.要件定義書.docx
@@ -234,7 +234,7 @@
           </w:tcPr>
           <w:p>
             <w:r>
-              <w:t>システムごとに、項目1～項目50の表示名・表示有無・必須かどうか・型（文字列型／数値型／メモ型／チェックボックス）・表示桁数・URLかどうか・項目表示順・コードID・初期値・検索項目（検索方式）を管理する機能</w:t>
+              <w:t>システムごとに、項目1～項目50の表示名・表示有無・必須かどうか・型（文字列型／数値型／メモ型／チェックボックス／日付型）・表示桁数・URLかどうか・項目表示順・コードID・初期値・検索項目（検索方式）を管理する機能</w:t>
             </w:r>
           </w:p>
         </w:tc>
@@ -1008,6 +1008,11 @@
       </w:r>
     </w:p>
     <w:p>
+      <w:r>
+        <w:t>項目設定で型に「日付型」を指定した項目は、編集画面でカレンダー入力とし、一覧・編集画面では yyyy/mm/dd 形式で表示する。メモに保存される値は、数字のみ（yyyyMMdd）とする。</w:t>
+      </w:r>
+    </w:p>
+    <w:p>
       <w:pPr>
         <w:pStyle w:val="Heading2"/>
       </w:pPr>
